--- a/human/tasks/S-02/summary.docx
+++ b/human/tasks/S-02/summary.docx
@@ -143,7 +143,7 @@
     </w:p>
     <w:p>
       <w:r>
-        <w:t>S-02固定输入、执行、证据、输出与归档齐备。A-03冻结副本没有归档说明污染；影响记录指定其负责人按既有流程处理来源变更。根目录整体迁移仍继续。</w:t>
+        <w:t>S-02固定输入、执行、证据、输出与归档齐备。A-03冻结副本没有归档说明污染；影响记录指定其负责人按既有流程处理来源变更。根目录19/19项已迁入human/agent，当前读取和运行入口已验证，业务签收不变。</w:t>
       </w:r>
     </w:p>
     <w:p>
@@ -202,7 +202,12 @@
     </w:p>
     <w:p>
       <w:r>
-        <w:t>累计21/71包，剩余50，下一V-05。修复Agent入口及迁移消费者后生成本Word和串联审阅，明确路径提交推送；整个双层目录目标未完成。</w:t>
+        <w:t>规范化71/71包、根目录迁移19/19项完成；每包Word由Agent源生成。</w:t>
+      </w:r>
+    </w:p>
+    <w:p>
+      <w:r>
+        <w:t>业务状态WAIT_DEP，原签收与未交付项不变；后续按注册表和实际依赖推进。</w:t>
       </w:r>
     </w:p>
     <w:p>
